--- a/Berry_Harvest_CLP_FD.docx
+++ b/Berry_Harvest_CLP_FD.docx
@@ -1809,7 +1809,7 @@
           <w:sz w:val="18"/>
           <w:szCs w:val="18"/>
         </w:rPr>
-        <w:t xml:space="preserve">HarvestDay_i #= Day #&lt;==&gt; B,</w:t>
+        <w:t xml:space="preserve">(HarvestDay_i #= Day) #&lt;==&gt; B,</w:t>
       </w:r>
     </w:p>
     <w:p>
@@ -2334,7 +2334,7 @@
           <w:sz w:val="18"/>
           <w:szCs w:val="18"/>
         </w:rPr>
-        <w:t xml:space="preserve">    HD #= Day #&lt;==&gt; B,</w:t>
+        <w:t xml:space="preserve">    (HD #= Day) #&lt;==&gt; B,</w:t>
       </w:r>
     </w:p>
     <w:p>
@@ -2365,7 +2365,7 @@
           <w:sz w:val="22"/>
           <w:szCs w:val="22"/>
         </w:rPr>
-        <w:t xml:space="preserve">The reification HD #= Day #&lt;==&gt; B is the key mechanism. B is 1 if the batch is harvested on Day, 0 otherwise. Multiplying by Yield gives a contribution of either Yield or 0, enabling a clean sum constraint.</w:t>
+        <w:t xml:space="preserve">The reification (HD #= Day) #&lt;==&gt; B is the key mechanism. B is 1 if the batch is harvested on Day, 0 otherwise. Multiplying by Yield gives a contribution of either Yield or 0, enabling a clean sum constraint.</w:t>
       </w:r>
     </w:p>
     <w:p>
@@ -2533,7 +2533,7 @@
           <w:sz w:val="18"/>
           <w:szCs w:val="18"/>
         </w:rPr>
-        <w:t xml:space="preserve">    HD #=&lt; Cutoff #&lt;==&gt; B,</w:t>
+        <w:t xml:space="preserve">    (HD #=&lt; Cutoff) #&lt;==&gt; B,</w:t>
       </w:r>
     </w:p>
     <w:p>
@@ -4406,7 +4406,7 @@
           <w:sz w:val="18"/>
           <w:szCs w:val="18"/>
         </w:rPr>
-        <w:t xml:space="preserve">    HD #= Day #&lt;==&gt; B,  C #= B * Y.</w:t>
+        <w:t xml:space="preserve">    (HD #= Day) #&lt;==&gt; B,  C #= B * Y.</w:t>
       </w:r>
     </w:p>
     <w:p>
@@ -4556,7 +4556,7 @@
           <w:sz w:val="18"/>
           <w:szCs w:val="18"/>
         </w:rPr>
-        <w:t xml:space="preserve">    HD #=&lt; Cut #&lt;==&gt; B,  C #= B * Y.</w:t>
+        <w:t xml:space="preserve">    (HD #=&lt; Cut) #&lt;==&gt; B,  C #= B * Y.</w:t>
       </w:r>
     </w:p>
     <w:p>
